--- a/Revisão.docx
+++ b/Revisão.docx
@@ -118,7 +118,32 @@
         <w:jc w:val="both"/>
       </w:pPr>
       <w:r>
-        <w:t>Modificadores de visibilidade:</w:t>
+        <w:t xml:space="preserve">Modificadores de </w:t>
+      </w:r>
+      <w:proofErr w:type="gramStart"/>
+      <w:r>
+        <w:t>visibilidade</w:t>
+      </w:r>
+      <w:r>
+        <w:t>(</w:t>
+      </w:r>
+      <w:proofErr w:type="gramEnd"/>
+      <w:r>
+        <w:t>encapsulamento</w:t>
+      </w:r>
+      <w:r>
+        <w:t xml:space="preserve"> é o </w:t>
+      </w:r>
+      <w:proofErr w:type="spellStart"/>
+      <w:r>
+        <w:t>private</w:t>
+      </w:r>
+      <w:proofErr w:type="spellEnd"/>
+      <w:r>
+        <w:t>)</w:t>
+      </w:r>
+      <w:r>
+        <w:t>:</w:t>
       </w:r>
     </w:p>
     <w:p>
@@ -131,9 +156,11 @@
       <w:r>
         <w:t xml:space="preserve">Os modificadores são: </w:t>
       </w:r>
+      <w:proofErr w:type="gramStart"/>
       <w:r>
         <w:t>default(</w:t>
       </w:r>
+      <w:proofErr w:type="gramEnd"/>
       <w:r>
         <w:t>qualquer elemento</w:t>
       </w:r>
@@ -180,33 +207,325 @@
       </w:r>
       <w:proofErr w:type="spellEnd"/>
       <w:r>
-        <w:t>(apenas classes no mesmo pacote, permite herança para acessar de pacotes diferentes</w:t>
+        <w:t>(apenas classes no mesmo pacote, permite herança para acessar de pacotes diferentes)</w:t>
+      </w:r>
+      <w:r>
+        <w:t>.</w:t>
+      </w:r>
+    </w:p>
+    <w:p>
+      <w:pPr>
+        <w:jc w:val="both"/>
+      </w:pPr>
+      <w:r>
+        <w:tab/>
+        <w:t>Eles definem onde é possível acessar os atributos e métodos das classes.</w:t>
+      </w:r>
+    </w:p>
+    <w:p>
+      <w:pPr>
+        <w:jc w:val="both"/>
+      </w:pPr>
+      <w:r>
+        <w:t>//</w:t>
+      </w:r>
+      <w:r>
+        <w:t>Semelhante as variáveis, as classes precisam ser instanciadas para serem usadas. Pessoa(classe) p(objeto) = New Pessoa</w:t>
+      </w:r>
+      <w:proofErr w:type="gramStart"/>
+      <w:r>
+        <w:t>()(</w:t>
+      </w:r>
+      <w:proofErr w:type="gramEnd"/>
+      <w:r>
+        <w:t>método/construtor)</w:t>
+      </w:r>
+      <w:r>
+        <w:t>;</w:t>
+      </w:r>
+    </w:p>
+    <w:p>
+      <w:pPr>
+        <w:jc w:val="both"/>
+      </w:pPr>
+      <w:r>
+        <w:t>Construtor:</w:t>
+      </w:r>
+      <w:r>
+        <w:t xml:space="preserve"> //</w:t>
+      </w:r>
+      <w:r>
+        <w:t xml:space="preserve"> </w:t>
+      </w:r>
+      <w:r>
+        <w:t>Precisa ter o mesmo nome da classe</w:t>
+      </w:r>
+    </w:p>
+    <w:p>
+      <w:pPr>
+        <w:jc w:val="both"/>
+      </w:pPr>
+      <w:r>
+        <w:tab/>
+        <w:t>Método especial</w:t>
+      </w:r>
+      <w:r>
+        <w:t xml:space="preserve"> só pode ser executado uma vez.</w:t>
+      </w:r>
+      <w:r>
+        <w:t xml:space="preserve"> Mesmo nome da classe, é </w:t>
+      </w:r>
+      <w:proofErr w:type="spellStart"/>
+      <w:r>
+        <w:t>publico</w:t>
+      </w:r>
+      <w:proofErr w:type="spellEnd"/>
+      <w:r>
+        <w:t>.</w:t>
+      </w:r>
+    </w:p>
+    <w:p>
+      <w:pPr>
+        <w:ind w:firstLine="708"/>
+        <w:jc w:val="both"/>
+      </w:pPr>
+      <w:r>
+        <w:t>Inicializa variáveis, reúne os setVariavel1, setV2 e inicializa ao mesmo tempo, economizando linhas.</w:t>
+      </w:r>
+    </w:p>
+    <w:p>
+      <w:pPr>
+        <w:ind w:firstLine="708"/>
+        <w:jc w:val="both"/>
+      </w:pPr>
+      <w:r>
+        <w:t>Executa também ações predefinidas ao ser chamado.</w:t>
+      </w:r>
+    </w:p>
+    <w:p>
+      <w:pPr>
+        <w:jc w:val="both"/>
+      </w:pPr>
+      <w:r>
+        <w:tab/>
+      </w:r>
+      <w:proofErr w:type="spellStart"/>
+      <w:r>
+        <w:t>Public</w:t>
+      </w:r>
+      <w:proofErr w:type="spellEnd"/>
+      <w:r>
+        <w:t xml:space="preserve"> </w:t>
+      </w:r>
+      <w:proofErr w:type="spellStart"/>
+      <w:r>
+        <w:t>void</w:t>
+      </w:r>
+      <w:proofErr w:type="spellEnd"/>
+      <w:r>
+        <w:t xml:space="preserve"> cadastrar (</w:t>
+      </w:r>
+      <w:proofErr w:type="spellStart"/>
+      <w:r>
+        <w:t>String</w:t>
+      </w:r>
+      <w:proofErr w:type="spellEnd"/>
+      <w:r>
+        <w:t xml:space="preserve"> </w:t>
+      </w:r>
+      <w:proofErr w:type="gramStart"/>
+      <w:r>
+        <w:t>exemplo){</w:t>
+      </w:r>
+      <w:proofErr w:type="gramEnd"/>
+      <w:r>
+        <w:t xml:space="preserve"> }</w:t>
+      </w:r>
+    </w:p>
+    <w:p>
+      <w:pPr>
+        <w:jc w:val="both"/>
+      </w:pPr>
+      <w:r>
+        <w:tab/>
+      </w:r>
+      <w:proofErr w:type="spellStart"/>
+      <w:r>
+        <w:t>Public</w:t>
+      </w:r>
+      <w:proofErr w:type="spellEnd"/>
+      <w:r>
+        <w:t xml:space="preserve"> </w:t>
+      </w:r>
+      <w:proofErr w:type="gramStart"/>
+      <w:r>
+        <w:t>Pessoa(</w:t>
+      </w:r>
+      <w:proofErr w:type="gramEnd"/>
+      <w:r>
+        <w:t>){ }</w:t>
+      </w:r>
+    </w:p>
+    <w:p>
+      <w:pPr>
+        <w:jc w:val="both"/>
+      </w:pPr>
+      <w:r>
+        <w:lastRenderedPageBreak/>
+        <w:tab/>
+      </w:r>
+      <w:proofErr w:type="spellStart"/>
+      <w:r>
+        <w:t>Public</w:t>
+      </w:r>
+      <w:proofErr w:type="spellEnd"/>
+      <w:r>
+        <w:t xml:space="preserve"> </w:t>
+      </w:r>
+      <w:proofErr w:type="gramStart"/>
+      <w:r>
+        <w:t>Pessoa(</w:t>
+      </w:r>
+      <w:proofErr w:type="spellStart"/>
+      <w:proofErr w:type="gramEnd"/>
+      <w:r>
+        <w:t>String</w:t>
+      </w:r>
+      <w:proofErr w:type="spellEnd"/>
+      <w:r>
+        <w:t xml:space="preserve"> n){</w:t>
+      </w:r>
+    </w:p>
+    <w:p>
+      <w:pPr>
+        <w:jc w:val="both"/>
+      </w:pPr>
+      <w:r>
+        <w:tab/>
+      </w:r>
+      <w:r>
+        <w:tab/>
+      </w:r>
+      <w:proofErr w:type="spellStart"/>
+      <w:r>
+        <w:t>This.nome</w:t>
+      </w:r>
+      <w:proofErr w:type="spellEnd"/>
+      <w:r>
+        <w:t xml:space="preserve"> = n;</w:t>
+      </w:r>
+    </w:p>
+    <w:p>
+      <w:pPr>
+        <w:jc w:val="both"/>
+      </w:pPr>
+      <w:r>
+        <w:tab/>
+        <w:t>} //Dessa forma não precisa do set, pois a variável já é atribuída.</w:t>
+      </w:r>
+    </w:p>
+    <w:p>
+      <w:pPr>
+        <w:jc w:val="both"/>
+      </w:pPr>
+      <w:r>
+        <w:t>Herança:</w:t>
+      </w:r>
+    </w:p>
+    <w:p>
+      <w:pPr>
+        <w:jc w:val="both"/>
+      </w:pPr>
+      <w:r>
+        <w:tab/>
+        <w:t>Herda características e ações de outras classes.</w:t>
+      </w:r>
+    </w:p>
+    <w:p>
+      <w:pPr>
+        <w:jc w:val="both"/>
+      </w:pPr>
+      <w:r>
+        <w:tab/>
+        <w:t>Conceito onde classes especializadas(sub) podem herdar de uma classe genérica(</w:t>
+      </w:r>
+      <w:proofErr w:type="spellStart"/>
+      <w:r>
+        <w:t>super</w:t>
+      </w:r>
+      <w:proofErr w:type="spellEnd"/>
+      <w:r>
+        <w:t>) seus atributos.</w:t>
+      </w:r>
+    </w:p>
+    <w:p>
+      <w:pPr>
+        <w:jc w:val="both"/>
+      </w:pPr>
+      <w:r>
+        <w:tab/>
+        <w:t xml:space="preserve">É utilizada para reduzir a duplicação de código. Pessoa tem as características que tanto Cliente quanto </w:t>
+      </w:r>
+      <w:proofErr w:type="spellStart"/>
+      <w:r>
+        <w:t>Funcionario</w:t>
+      </w:r>
+      <w:proofErr w:type="spellEnd"/>
+      <w:r>
+        <w:t xml:space="preserve"> possuem ao mesmo tempo.</w:t>
+      </w:r>
+    </w:p>
+    <w:p>
+      <w:pPr>
+        <w:jc w:val="both"/>
+      </w:pPr>
+      <w:r>
+        <w:tab/>
+        <w:t xml:space="preserve">Engessamento: Por conta de Pessoa ter as características de </w:t>
+      </w:r>
+      <w:proofErr w:type="spellStart"/>
+      <w:r>
+        <w:t>Funcionario</w:t>
+      </w:r>
+      <w:proofErr w:type="spellEnd"/>
+      <w:r>
+        <w:t xml:space="preserve"> para instanciar </w:t>
+      </w:r>
+      <w:proofErr w:type="spellStart"/>
+      <w:r>
+        <w:t>Funcionario</w:t>
+      </w:r>
+      <w:proofErr w:type="spellEnd"/>
+      <w:r>
+        <w:t xml:space="preserve"> é obrigatório instanciar Pessoa.</w:t>
+      </w:r>
+    </w:p>
+    <w:p>
+      <w:pPr>
+        <w:jc w:val="both"/>
+      </w:pPr>
+      <w:r>
+        <w:tab/>
+        <w:t xml:space="preserve">Comando </w:t>
+      </w:r>
+      <w:proofErr w:type="spellStart"/>
+      <w:r>
+        <w:t>super</w:t>
+      </w:r>
+      <w:proofErr w:type="spellEnd"/>
+      <w:r>
+        <w:t>(variáveis) no construtor chama as variáveis da classe super.</w:t>
+      </w:r>
+    </w:p>
+    <w:p>
+      <w:pPr>
+        <w:jc w:val="both"/>
+      </w:pPr>
+      <w:r>
+        <w:t>Associação</w:t>
       </w:r>
       <w:bookmarkStart w:id="0" w:name="_GoBack"/>
       <w:bookmarkEnd w:id="0"/>
-      <w:r>
-        <w:t>)</w:t>
-      </w:r>
-      <w:r>
-        <w:t>.</w:t>
-      </w:r>
-    </w:p>
-    <w:p>
-      <w:pPr>
-        <w:jc w:val="both"/>
-      </w:pPr>
-      <w:r>
-        <w:tab/>
-        <w:t>Eles definem onde é possível acessar os atributos e métodos das classes.</w:t>
-      </w:r>
-    </w:p>
-    <w:p>
-      <w:pPr>
-        <w:jc w:val="both"/>
-      </w:pPr>
-      <w:r>
-        <w:tab/>
-      </w:r>
     </w:p>
     <w:sectPr>
       <w:pgSz w:w="11906" w:h="16838"/>

--- a/Revisão.docx
+++ b/Revisão.docx
@@ -521,8 +521,176 @@
       <w:pPr>
         <w:jc w:val="both"/>
       </w:pPr>
-      <w:r>
-        <w:t>Associação</w:t>
+      <w:proofErr w:type="spellStart"/>
+      <w:r>
+        <w:t>Getters</w:t>
+      </w:r>
+      <w:proofErr w:type="spellEnd"/>
+      <w:r>
+        <w:t xml:space="preserve"> e </w:t>
+      </w:r>
+      <w:proofErr w:type="spellStart"/>
+      <w:r>
+        <w:t>Setters</w:t>
+      </w:r>
+      <w:proofErr w:type="spellEnd"/>
+      <w:r>
+        <w:t>:</w:t>
+      </w:r>
+    </w:p>
+    <w:p>
+      <w:pPr>
+        <w:jc w:val="both"/>
+      </w:pPr>
+      <w:r>
+        <w:tab/>
+        <w:t>Métodos de acesso</w:t>
+      </w:r>
+      <w:r>
+        <w:t xml:space="preserve"> das variáveis por meio de ações dentro da própria classe.</w:t>
+      </w:r>
+    </w:p>
+    <w:p>
+      <w:pPr>
+        <w:jc w:val="both"/>
+      </w:pPr>
+      <w:r>
+        <w:tab/>
+        <w:t xml:space="preserve">Set = </w:t>
+      </w:r>
+      <w:proofErr w:type="spellStart"/>
+      <w:r>
+        <w:t>void</w:t>
+      </w:r>
+      <w:proofErr w:type="spellEnd"/>
+    </w:p>
+    <w:p>
+      <w:pPr>
+        <w:jc w:val="both"/>
+      </w:pPr>
+      <w:r>
+        <w:tab/>
+      </w:r>
+      <w:proofErr w:type="spellStart"/>
+      <w:r>
+        <w:t>Get</w:t>
+      </w:r>
+      <w:proofErr w:type="spellEnd"/>
+      <w:r>
+        <w:t xml:space="preserve"> = nunca </w:t>
+      </w:r>
+      <w:proofErr w:type="spellStart"/>
+      <w:r>
+        <w:t>void</w:t>
+      </w:r>
+      <w:proofErr w:type="spellEnd"/>
+    </w:p>
+    <w:p>
+      <w:pPr>
+        <w:jc w:val="both"/>
+      </w:pPr>
+      <w:r>
+        <w:t>Associação:</w:t>
+      </w:r>
+    </w:p>
+    <w:p>
+      <w:pPr>
+        <w:jc w:val="both"/>
+      </w:pPr>
+      <w:r>
+        <w:tab/>
+      </w:r>
+      <w:r>
+        <w:t xml:space="preserve">Quando uma classe utiliza-se de </w:t>
+      </w:r>
+      <w:proofErr w:type="gramStart"/>
+      <w:r>
+        <w:t>outra(</w:t>
+      </w:r>
+      <w:proofErr w:type="gramEnd"/>
+      <w:r>
+        <w:t>exceto herança)</w:t>
+      </w:r>
+    </w:p>
+    <w:p>
+      <w:pPr>
+        <w:jc w:val="both"/>
+      </w:pPr>
+      <w:r>
+        <w:tab/>
+        <w:t>Uma classe instancia outra = Associação</w:t>
+      </w:r>
+    </w:p>
+    <w:p>
+      <w:pPr>
+        <w:jc w:val="both"/>
+      </w:pPr>
+      <w:r>
+        <w:tab/>
+        <w:t>Aparece no Diagrama de classe</w:t>
+      </w:r>
+    </w:p>
+    <w:p>
+      <w:pPr>
+        <w:jc w:val="both"/>
+      </w:pPr>
+      <w:r>
+        <w:tab/>
+        <w:t>Classe A e Classe B:</w:t>
+      </w:r>
+    </w:p>
+    <w:p>
+      <w:pPr>
+        <w:jc w:val="both"/>
+      </w:pPr>
+      <w:r>
+        <w:tab/>
+        <w:t>Classe A: new B (Associação)</w:t>
+      </w:r>
+    </w:p>
+    <w:p>
+      <w:pPr>
+        <w:jc w:val="both"/>
+      </w:pPr>
+      <w:r>
+        <w:tab/>
+      </w:r>
+      <w:proofErr w:type="gramStart"/>
+      <w:r>
+        <w:t>Cliente{</w:t>
+      </w:r>
+      <w:proofErr w:type="gramEnd"/>
+    </w:p>
+    <w:p>
+      <w:pPr>
+        <w:jc w:val="both"/>
+      </w:pPr>
+      <w:r>
+        <w:tab/>
+      </w:r>
+      <w:r>
+        <w:tab/>
+        <w:t xml:space="preserve">Private </w:t>
+      </w:r>
+      <w:r>
+        <w:t>Pessoa p;</w:t>
+      </w:r>
+    </w:p>
+    <w:p>
+      <w:pPr>
+        <w:jc w:val="both"/>
+      </w:pPr>
+      <w:r>
+        <w:tab/>
+        <w:t>}</w:t>
+      </w:r>
+    </w:p>
+    <w:p>
+      <w:pPr>
+        <w:jc w:val="both"/>
+      </w:pPr>
+      <w:r>
+        <w:tab/>
       </w:r>
       <w:bookmarkStart w:id="0" w:name="_GoBack"/>
       <w:bookmarkEnd w:id="0"/>

--- a/Revisão.docx
+++ b/Revisão.docx
@@ -1,12 +1,281 @@
 
 <file path=word/document.xml><?xml version="1.0" encoding="utf-8"?>
-<w:document xmlns:wpc="http://schemas.microsoft.com/office/word/2010/wordprocessingCanvas" xmlns:cx="http://schemas.microsoft.com/office/drawing/2014/chartex" xmlns:cx1="http://schemas.microsoft.com/office/drawing/2015/9/8/chartex" xmlns:cx2="http://schemas.microsoft.com/office/drawing/2015/10/21/chartex" xmlns:cx3="http://schemas.microsoft.com/office/drawing/2016/5/9/chartex" xmlns:cx4="http://schemas.microsoft.com/office/drawing/2016/5/10/chartex" xmlns:cx5="http://schemas.microsoft.com/office/drawing/2016/5/11/chartex" xmlns:cx6="http://schemas.microsoft.com/office/drawing/2016/5/12/chartex" xmlns:cx7="http://schemas.microsoft.com/office/drawing/2016/5/13/chartex" xmlns:cx8="http://schemas.microsoft.com/office/drawing/2016/5/14/chartex" xmlns:mc="http://schemas.openxmlformats.org/markup-compatibility/2006" xmlns:aink="http://schemas.microsoft.com/office/drawing/2016/ink" xmlns:am3d="http://schemas.microsoft.com/office/drawing/2017/model3d" xmlns:o="urn:schemas-microsoft-com:office:office" xmlns:r="http://schemas.openxmlformats.org/officeDocument/2006/relationships" xmlns:m="http://schemas.openxmlformats.org/officeDocument/2006/math" xmlns:v="urn:schemas-microsoft-com:vml" xmlns:wp14="http://schemas.microsoft.com/office/word/2010/wordprocessingDrawing" xmlns:wp="http://schemas.openxmlformats.org/drawingml/2006/wordprocessingDrawing" xmlns:w10="urn:schemas-microsoft-com:office:word" xmlns:w="http://schemas.openxmlformats.org/wordprocessingml/2006/main" xmlns:w14="http://schemas.microsoft.com/office/word/2010/wordml" xmlns:w15="http://schemas.microsoft.com/office/word/2012/wordml" xmlns:w16cid="http://schemas.microsoft.com/office/word/2016/wordml/cid" xmlns:w16se="http://schemas.microsoft.com/office/word/2015/wordml/symex" xmlns:wpg="http://schemas.microsoft.com/office/word/2010/wordprocessingGroup" xmlns:wpi="http://schemas.microsoft.com/office/word/2010/wordprocessingInk" xmlns:wne="http://schemas.microsoft.com/office/word/2006/wordml" xmlns:wps="http://schemas.microsoft.com/office/word/2010/wordprocessingShape" mc:Ignorable="w14 w15 w16se w16cid wp14">
+<w:document xmlns:wpc="http://schemas.microsoft.com/office/word/2010/wordprocessingCanvas" xmlns:cx="http://schemas.microsoft.com/office/drawing/2014/chartex" xmlns:cx1="http://schemas.microsoft.com/office/drawing/2015/9/8/chartex" xmlns:cx2="http://schemas.microsoft.com/office/drawing/2015/10/21/chartex" xmlns:cx3="http://schemas.microsoft.com/office/drawing/2016/5/9/chartex" xmlns:cx4="http://schemas.microsoft.com/office/drawing/2016/5/10/chartex" xmlns:cx5="http://schemas.microsoft.com/office/drawing/2016/5/11/chartex" xmlns:cx6="http://schemas.microsoft.com/office/drawing/2016/5/12/chartex" xmlns:cx7="http://schemas.microsoft.com/office/drawing/2016/5/13/chartex" xmlns:cx8="http://schemas.microsoft.com/office/drawing/2016/5/14/chartex" xmlns:mc="http://schemas.openxmlformats.org/markup-compatibility/2006" xmlns:aink="http://schemas.microsoft.com/office/drawing/2016/ink" xmlns:am3d="http://schemas.microsoft.com/office/drawing/2017/model3d" xmlns:o="urn:schemas-microsoft-com:office:office" xmlns:oel="http://schemas.microsoft.com/office/2019/extlst" xmlns:r="http://schemas.openxmlformats.org/officeDocument/2006/relationships" xmlns:m="http://schemas.openxmlformats.org/officeDocument/2006/math" xmlns:v="urn:schemas-microsoft-com:vml" xmlns:wp14="http://schemas.microsoft.com/office/word/2010/wordprocessingDrawing" xmlns:wp="http://schemas.openxmlformats.org/drawingml/2006/wordprocessingDrawing" xmlns:w10="urn:schemas-microsoft-com:office:word" xmlns:w="http://schemas.openxmlformats.org/wordprocessingml/2006/main" xmlns:w14="http://schemas.microsoft.com/office/word/2010/wordml" xmlns:w15="http://schemas.microsoft.com/office/word/2012/wordml" xmlns:w16cex="http://schemas.microsoft.com/office/word/2018/wordml/cex" xmlns:w16cid="http://schemas.microsoft.com/office/word/2016/wordml/cid" xmlns:w16="http://schemas.microsoft.com/office/word/2018/wordml" xmlns:w16sdtdh="http://schemas.microsoft.com/office/word/2020/wordml/sdtdatahash" xmlns:w16se="http://schemas.microsoft.com/office/word/2015/wordml/symex" xmlns:wpg="http://schemas.microsoft.com/office/word/2010/wordprocessingGroup" xmlns:wpi="http://schemas.microsoft.com/office/word/2010/wordprocessingInk" xmlns:wne="http://schemas.microsoft.com/office/word/2006/wordml" xmlns:wps="http://schemas.microsoft.com/office/word/2010/wordprocessingShape" mc:Ignorable="w14 w15 w16se w16cid w16 w16cex w16sdtdh wp14">
   <w:body>
     <w:p>
       <w:pPr>
         <w:jc w:val="both"/>
       </w:pPr>
       <w:r>
+        <w:t>Prova sub – Data</w:t>
+      </w:r>
+      <w:proofErr w:type="gramStart"/>
+      <w:r>
+        <w:t>:</w:t>
+      </w:r>
+      <w:r>
+        <w:t xml:space="preserve"> ??</w:t>
+      </w:r>
+      <w:proofErr w:type="gramEnd"/>
+    </w:p>
+    <w:p>
+      <w:pPr>
+        <w:jc w:val="both"/>
+      </w:pPr>
+      <w:proofErr w:type="spellStart"/>
+      <w:r>
+        <w:t>Conteudo</w:t>
+      </w:r>
+      <w:proofErr w:type="spellEnd"/>
+      <w:r>
+        <w:t>:</w:t>
+      </w:r>
+      <w:r>
+        <w:t xml:space="preserve"> o mesmo</w:t>
+      </w:r>
+    </w:p>
+    <w:p>
+      <w:pPr>
+        <w:jc w:val="both"/>
+      </w:pPr>
+    </w:p>
+    <w:p>
+      <w:pPr>
+        <w:jc w:val="both"/>
+      </w:pPr>
+      <w:r>
+        <w:t xml:space="preserve">// Lembrar </w:t>
+      </w:r>
+      <w:proofErr w:type="spellStart"/>
+      <w:r>
+        <w:t>class</w:t>
+      </w:r>
+      <w:proofErr w:type="spellEnd"/>
+      <w:r>
+        <w:t xml:space="preserve"> é diferente de </w:t>
+      </w:r>
+      <w:proofErr w:type="spellStart"/>
+      <w:r>
+        <w:t>main</w:t>
+      </w:r>
+      <w:proofErr w:type="spellEnd"/>
+    </w:p>
+    <w:p>
+      <w:pPr>
+        <w:jc w:val="both"/>
+      </w:pPr>
+      <w:proofErr w:type="spellStart"/>
+      <w:r>
+        <w:rPr>
+          <w:highlight w:val="cyan"/>
+        </w:rPr>
+        <w:t>public</w:t>
+      </w:r>
+      <w:proofErr w:type="spellEnd"/>
+      <w:r>
+        <w:rPr>
+          <w:highlight w:val="cyan"/>
+        </w:rPr>
+        <w:t xml:space="preserve"> </w:t>
+      </w:r>
+      <w:proofErr w:type="spellStart"/>
+      <w:r>
+        <w:rPr>
+          <w:highlight w:val="cyan"/>
+        </w:rPr>
+        <w:t>class</w:t>
+      </w:r>
+      <w:proofErr w:type="spellEnd"/>
+      <w:r>
+        <w:rPr>
+          <w:highlight w:val="cyan"/>
+        </w:rPr>
+        <w:t xml:space="preserve"> TPA18_08 {</w:t>
+      </w:r>
+    </w:p>
+    <w:p>
+      <w:pPr>
+        <w:jc w:val="both"/>
+      </w:pPr>
+      <w:r>
+        <w:tab/>
+      </w:r>
+      <w:proofErr w:type="spellStart"/>
+      <w:r>
+        <w:rPr>
+          <w:highlight w:val="magenta"/>
+        </w:rPr>
+        <w:t>Variaveis</w:t>
+      </w:r>
+      <w:proofErr w:type="spellEnd"/>
+      <w:r>
+        <w:rPr>
+          <w:highlight w:val="magenta"/>
+        </w:rPr>
+        <w:t xml:space="preserve">, set e </w:t>
+      </w:r>
+      <w:proofErr w:type="spellStart"/>
+      <w:r>
+        <w:rPr>
+          <w:highlight w:val="magenta"/>
+        </w:rPr>
+        <w:t>get</w:t>
+      </w:r>
+      <w:proofErr w:type="spellEnd"/>
+      <w:r>
+        <w:rPr>
+          <w:highlight w:val="magenta"/>
+        </w:rPr>
+        <w:t>, funções, associação e herança vai aqui</w:t>
+      </w:r>
+    </w:p>
+    <w:p>
+      <w:pPr>
+        <w:jc w:val="both"/>
+      </w:pPr>
+      <w:r>
+        <w:t xml:space="preserve">    </w:t>
+      </w:r>
+      <w:proofErr w:type="spellStart"/>
+      <w:r>
+        <w:rPr>
+          <w:highlight w:val="cyan"/>
+        </w:rPr>
+        <w:t>public</w:t>
+      </w:r>
+      <w:proofErr w:type="spellEnd"/>
+      <w:r>
+        <w:rPr>
+          <w:highlight w:val="cyan"/>
+        </w:rPr>
+        <w:t xml:space="preserve"> </w:t>
+      </w:r>
+      <w:proofErr w:type="spellStart"/>
+      <w:r>
+        <w:rPr>
+          <w:highlight w:val="cyan"/>
+        </w:rPr>
+        <w:t>static</w:t>
+      </w:r>
+      <w:proofErr w:type="spellEnd"/>
+      <w:r>
+        <w:rPr>
+          <w:highlight w:val="cyan"/>
+        </w:rPr>
+        <w:t xml:space="preserve"> </w:t>
+      </w:r>
+      <w:proofErr w:type="spellStart"/>
+      <w:r>
+        <w:rPr>
+          <w:highlight w:val="cyan"/>
+        </w:rPr>
+        <w:t>void</w:t>
+      </w:r>
+      <w:proofErr w:type="spellEnd"/>
+      <w:r>
+        <w:rPr>
+          <w:highlight w:val="cyan"/>
+        </w:rPr>
+        <w:t xml:space="preserve"> </w:t>
+      </w:r>
+      <w:proofErr w:type="spellStart"/>
+      <w:proofErr w:type="gramStart"/>
+      <w:r>
+        <w:rPr>
+          <w:highlight w:val="cyan"/>
+        </w:rPr>
+        <w:t>main</w:t>
+      </w:r>
+      <w:proofErr w:type="spellEnd"/>
+      <w:r>
+        <w:rPr>
+          <w:highlight w:val="cyan"/>
+        </w:rPr>
+        <w:t>(</w:t>
+      </w:r>
+      <w:proofErr w:type="spellStart"/>
+      <w:proofErr w:type="gramEnd"/>
+      <w:r>
+        <w:rPr>
+          <w:highlight w:val="cyan"/>
+        </w:rPr>
+        <w:t>String</w:t>
+      </w:r>
+      <w:proofErr w:type="spellEnd"/>
+      <w:r>
+        <w:rPr>
+          <w:highlight w:val="cyan"/>
+        </w:rPr>
+        <w:t xml:space="preserve">[] </w:t>
+      </w:r>
+      <w:proofErr w:type="spellStart"/>
+      <w:r>
+        <w:rPr>
+          <w:highlight w:val="cyan"/>
+        </w:rPr>
+        <w:t>args</w:t>
+      </w:r>
+      <w:proofErr w:type="spellEnd"/>
+      <w:r>
+        <w:rPr>
+          <w:highlight w:val="cyan"/>
+        </w:rPr>
+        <w:t>) {</w:t>
+      </w:r>
+      <w:r>
+        <w:t xml:space="preserve"> </w:t>
+      </w:r>
+    </w:p>
+    <w:p>
+      <w:pPr>
+        <w:jc w:val="both"/>
+      </w:pPr>
+      <w:r>
+        <w:tab/>
+      </w:r>
+      <w:r>
+        <w:rPr>
+          <w:highlight w:val="magenta"/>
+        </w:rPr>
+        <w:t>Aqui vai o código do programa</w:t>
+      </w:r>
+      <w:r>
+        <w:t xml:space="preserve">  </w:t>
+      </w:r>
+    </w:p>
+    <w:p>
+      <w:pPr>
+        <w:ind w:firstLine="708"/>
+        <w:jc w:val="both"/>
+      </w:pPr>
+      <w:r>
+        <w:rPr>
+          <w:highlight w:val="cyan"/>
+        </w:rPr>
+        <w:t>}</w:t>
+      </w:r>
+    </w:p>
+    <w:p>
+      <w:pPr>
+        <w:jc w:val="both"/>
+      </w:pPr>
+      <w:r>
+        <w:rPr>
+          <w:highlight w:val="cyan"/>
+        </w:rPr>
+        <w:t>}</w:t>
+      </w:r>
+    </w:p>
+    <w:p>
+      <w:pPr>
+        <w:jc w:val="both"/>
+      </w:pPr>
+    </w:p>
+    <w:p>
+      <w:pPr>
+        <w:jc w:val="both"/>
+      </w:pPr>
+      <w:r>
         <w:t>POO: Programação Orientada a Objetos:</w:t>
       </w:r>
     </w:p>
@@ -162,22 +431,13 @@
       </w:r>
       <w:proofErr w:type="gramEnd"/>
       <w:r>
-        <w:t>qualquer elemento</w:t>
-      </w:r>
-      <w:r>
-        <w:t xml:space="preserve"> no mesmo pacote pode acessar</w:t>
-      </w:r>
-      <w:r>
-        <w:t>, omite o modificador</w:t>
+        <w:t>qualquer elemento no mesmo pacote pode acessar, omite o modificador</w:t>
       </w:r>
       <w:r>
         <w:t xml:space="preserve"> para default</w:t>
       </w:r>
       <w:r>
-        <w:t>)</w:t>
-      </w:r>
-      <w:r>
-        <w:t xml:space="preserve">, </w:t>
+        <w:t xml:space="preserve">), </w:t>
       </w:r>
       <w:proofErr w:type="spellStart"/>
       <w:r>
@@ -185,7 +445,11 @@
       </w:r>
       <w:proofErr w:type="spellEnd"/>
       <w:r>
-        <w:t xml:space="preserve">(qualquer parte do projeto acessa), </w:t>
+        <w:t xml:space="preserve">(qualquer parte do projeto </w:t>
+      </w:r>
+      <w:r>
+        <w:lastRenderedPageBreak/>
+        <w:t xml:space="preserve">acessa), </w:t>
       </w:r>
       <w:proofErr w:type="spellStart"/>
       <w:r>
@@ -193,13 +457,7 @@
       </w:r>
       <w:proofErr w:type="spellEnd"/>
       <w:r>
-        <w:t>(somente a classe)</w:t>
-      </w:r>
-      <w:r>
-        <w:t>,</w:t>
-      </w:r>
-      <w:r>
-        <w:t xml:space="preserve"> </w:t>
+        <w:t xml:space="preserve">(somente a classe), </w:t>
       </w:r>
       <w:proofErr w:type="spellStart"/>
       <w:r>
@@ -371,46 +629,467 @@
         <w:jc w:val="both"/>
       </w:pPr>
       <w:r>
+        <w:tab/>
+      </w:r>
+      <w:proofErr w:type="spellStart"/>
+      <w:r>
+        <w:t>Public</w:t>
+      </w:r>
+      <w:proofErr w:type="spellEnd"/>
+      <w:r>
+        <w:t xml:space="preserve"> </w:t>
+      </w:r>
+      <w:proofErr w:type="gramStart"/>
+      <w:r>
+        <w:t>Pessoa(</w:t>
+      </w:r>
+      <w:proofErr w:type="spellStart"/>
+      <w:proofErr w:type="gramEnd"/>
+      <w:r>
+        <w:t>String</w:t>
+      </w:r>
+      <w:proofErr w:type="spellEnd"/>
+      <w:r>
+        <w:t xml:space="preserve"> n){</w:t>
+      </w:r>
+    </w:p>
+    <w:p>
+      <w:pPr>
+        <w:jc w:val="both"/>
+      </w:pPr>
+      <w:r>
+        <w:tab/>
+      </w:r>
+      <w:r>
+        <w:tab/>
+      </w:r>
+      <w:proofErr w:type="spellStart"/>
+      <w:r>
+        <w:t>This.nome</w:t>
+      </w:r>
+      <w:proofErr w:type="spellEnd"/>
+      <w:r>
+        <w:t xml:space="preserve"> = n;</w:t>
+      </w:r>
+    </w:p>
+    <w:p>
+      <w:pPr>
+        <w:jc w:val="both"/>
+      </w:pPr>
+      <w:r>
+        <w:tab/>
+        <w:t>} //Dessa forma não precisa do set, pois a variável já é atribuída.</w:t>
+      </w:r>
+    </w:p>
+    <w:p>
+      <w:pPr>
+        <w:jc w:val="both"/>
+      </w:pPr>
+      <w:r>
+        <w:t>Herança:</w:t>
+      </w:r>
+    </w:p>
+    <w:p>
+      <w:pPr>
+        <w:jc w:val="both"/>
+      </w:pPr>
+      <w:r>
+        <w:tab/>
+        <w:t>Herda características e ações de outras classes.</w:t>
+      </w:r>
+    </w:p>
+    <w:p>
+      <w:pPr>
+        <w:jc w:val="both"/>
+      </w:pPr>
+      <w:r>
+        <w:tab/>
+        <w:t>Conceito onde classes especializadas(sub) podem herdar de uma classe genérica(super) seus atributos.</w:t>
+      </w:r>
+    </w:p>
+    <w:p>
+      <w:pPr>
+        <w:jc w:val="both"/>
+      </w:pPr>
+      <w:r>
+        <w:tab/>
+        <w:t xml:space="preserve">É utilizada para reduzir a duplicação de código. Pessoa tem as características que tanto Cliente quanto </w:t>
+      </w:r>
+      <w:proofErr w:type="spellStart"/>
+      <w:r>
+        <w:t>Funcionario</w:t>
+      </w:r>
+      <w:proofErr w:type="spellEnd"/>
+      <w:r>
+        <w:t xml:space="preserve"> possuem ao mesmo tempo.</w:t>
+      </w:r>
+    </w:p>
+    <w:p>
+      <w:pPr>
+        <w:jc w:val="both"/>
+      </w:pPr>
+      <w:r>
+        <w:tab/>
+        <w:t xml:space="preserve">Engessamento: Por conta de Pessoa ter as características de </w:t>
+      </w:r>
+      <w:proofErr w:type="spellStart"/>
+      <w:r>
+        <w:t>Funcionario</w:t>
+      </w:r>
+      <w:proofErr w:type="spellEnd"/>
+      <w:r>
+        <w:t xml:space="preserve"> para instanciar </w:t>
+      </w:r>
+      <w:proofErr w:type="spellStart"/>
+      <w:r>
+        <w:t>Funcionario</w:t>
+      </w:r>
+      <w:proofErr w:type="spellEnd"/>
+      <w:r>
+        <w:t xml:space="preserve"> é obrigatório instanciar Pessoa.</w:t>
+      </w:r>
+    </w:p>
+    <w:p>
+      <w:pPr>
+        <w:jc w:val="both"/>
+      </w:pPr>
+      <w:r>
+        <w:tab/>
+        <w:t>Comando super(variáveis) no construtor chama as variáveis da classe super.</w:t>
+      </w:r>
+    </w:p>
+    <w:p>
+      <w:pPr>
+        <w:jc w:val="both"/>
+      </w:pPr>
+      <w:proofErr w:type="spellStart"/>
+      <w:r>
+        <w:t>Getters</w:t>
+      </w:r>
+      <w:proofErr w:type="spellEnd"/>
+      <w:r>
+        <w:t xml:space="preserve"> e </w:t>
+      </w:r>
+      <w:proofErr w:type="spellStart"/>
+      <w:r>
+        <w:t>Setters</w:t>
+      </w:r>
+      <w:proofErr w:type="spellEnd"/>
+      <w:r>
+        <w:t>:</w:t>
+      </w:r>
+    </w:p>
+    <w:p>
+      <w:pPr>
+        <w:jc w:val="both"/>
+      </w:pPr>
+      <w:r>
+        <w:tab/>
+        <w:t>Métodos de acesso</w:t>
+      </w:r>
+      <w:r>
+        <w:t xml:space="preserve"> das variáveis por meio de ações dentro da própria classe.</w:t>
+      </w:r>
+    </w:p>
+    <w:p>
+      <w:pPr>
+        <w:jc w:val="both"/>
+      </w:pPr>
+      <w:r>
+        <w:tab/>
+        <w:t xml:space="preserve">Set = </w:t>
+      </w:r>
+      <w:proofErr w:type="spellStart"/>
+      <w:r>
+        <w:t>void</w:t>
+      </w:r>
+      <w:proofErr w:type="spellEnd"/>
+    </w:p>
+    <w:p>
+      <w:pPr>
+        <w:jc w:val="both"/>
+      </w:pPr>
+      <w:r>
+        <w:tab/>
+      </w:r>
+      <w:proofErr w:type="spellStart"/>
+      <w:r>
+        <w:t>Get</w:t>
+      </w:r>
+      <w:proofErr w:type="spellEnd"/>
+      <w:r>
+        <w:t xml:space="preserve"> = nunca </w:t>
+      </w:r>
+      <w:proofErr w:type="spellStart"/>
+      <w:r>
+        <w:t>void</w:t>
+      </w:r>
+      <w:proofErr w:type="spellEnd"/>
+    </w:p>
+    <w:p>
+      <w:pPr>
+        <w:jc w:val="both"/>
+      </w:pPr>
+      <w:r>
+        <w:t>Associação:</w:t>
+      </w:r>
+    </w:p>
+    <w:p>
+      <w:pPr>
+        <w:jc w:val="both"/>
+      </w:pPr>
+      <w:r>
+        <w:tab/>
+      </w:r>
+      <w:r>
+        <w:t xml:space="preserve">Quando uma classe utiliza-se de </w:t>
+      </w:r>
+      <w:proofErr w:type="gramStart"/>
+      <w:r>
+        <w:t>outra(</w:t>
+      </w:r>
+      <w:proofErr w:type="gramEnd"/>
+      <w:r>
+        <w:t>exceto herança)</w:t>
+      </w:r>
+    </w:p>
+    <w:p>
+      <w:pPr>
+        <w:jc w:val="both"/>
+      </w:pPr>
+      <w:r>
+        <w:tab/>
+        <w:t>Uma classe instancia outra = Associação</w:t>
+      </w:r>
+    </w:p>
+    <w:p>
+      <w:pPr>
+        <w:jc w:val="both"/>
+      </w:pPr>
+      <w:r>
         <w:lastRenderedPageBreak/>
         <w:tab/>
-      </w:r>
-      <w:proofErr w:type="spellStart"/>
-      <w:r>
-        <w:t>Public</w:t>
-      </w:r>
-      <w:proofErr w:type="spellEnd"/>
-      <w:r>
-        <w:t xml:space="preserve"> </w:t>
+        <w:t>Aparece no Diagrama de classe</w:t>
+      </w:r>
+    </w:p>
+    <w:p>
+      <w:pPr>
+        <w:jc w:val="both"/>
+      </w:pPr>
+      <w:r>
+        <w:tab/>
+        <w:t>Classe A e Classe B:</w:t>
+      </w:r>
+    </w:p>
+    <w:p>
+      <w:pPr>
+        <w:jc w:val="both"/>
+      </w:pPr>
+      <w:r>
+        <w:tab/>
+        <w:t>Classe A: new B (Associação)</w:t>
+      </w:r>
+    </w:p>
+    <w:p>
+      <w:pPr>
+        <w:jc w:val="both"/>
+      </w:pPr>
+      <w:r>
+        <w:tab/>
       </w:r>
       <w:proofErr w:type="gramStart"/>
       <w:r>
-        <w:t>Pessoa(</w:t>
-      </w:r>
-      <w:proofErr w:type="spellStart"/>
+        <w:t>Cliente{</w:t>
+      </w:r>
       <w:proofErr w:type="gramEnd"/>
+    </w:p>
+    <w:p>
+      <w:pPr>
+        <w:jc w:val="both"/>
+      </w:pPr>
+      <w:r>
+        <w:tab/>
+      </w:r>
+      <w:r>
+        <w:tab/>
+        <w:t xml:space="preserve">Private </w:t>
+      </w:r>
+      <w:r>
+        <w:t>Pessoa p;</w:t>
+      </w:r>
+    </w:p>
+    <w:p>
+      <w:pPr>
+        <w:jc w:val="both"/>
+      </w:pPr>
+      <w:r>
+        <w:tab/>
+        <w:t>}</w:t>
+      </w:r>
+    </w:p>
+    <w:p>
+      <w:pPr>
+        <w:jc w:val="both"/>
+      </w:pPr>
+      <w:r>
+        <w:tab/>
+      </w:r>
+    </w:p>
+    <w:p>
+      <w:pPr>
+        <w:jc w:val="both"/>
+      </w:pPr>
+      <w:r>
+        <w:t>Última questão da prova:</w:t>
+      </w:r>
+    </w:p>
+    <w:p>
+      <w:pPr>
+        <w:jc w:val="both"/>
+      </w:pPr>
+      <w:proofErr w:type="spellStart"/>
+      <w:r>
+        <w:t>public</w:t>
+      </w:r>
+      <w:proofErr w:type="spellEnd"/>
+      <w:r>
+        <w:t xml:space="preserve"> </w:t>
+      </w:r>
+      <w:proofErr w:type="spellStart"/>
+      <w:r>
+        <w:rPr>
+          <w:highlight w:val="cyan"/>
+        </w:rPr>
+        <w:t>class</w:t>
+      </w:r>
+      <w:proofErr w:type="spellEnd"/>
+      <w:r>
+        <w:t xml:space="preserve"> </w:t>
+      </w:r>
+      <w:proofErr w:type="spellStart"/>
+      <w:r>
+        <w:t>Funcionario</w:t>
+      </w:r>
+      <w:proofErr w:type="spellEnd"/>
+      <w:r>
+        <w:t xml:space="preserve"> {</w:t>
+      </w:r>
+    </w:p>
+    <w:p>
+      <w:pPr>
+        <w:jc w:val="both"/>
+      </w:pPr>
+      <w:r>
+        <w:tab/>
+      </w:r>
+      <w:proofErr w:type="spellStart"/>
+      <w:r>
+        <w:t>private</w:t>
+      </w:r>
+      <w:proofErr w:type="spellEnd"/>
+      <w:r>
+        <w:t xml:space="preserve"> </w:t>
+      </w:r>
+      <w:proofErr w:type="spellStart"/>
       <w:r>
         <w:t>String</w:t>
       </w:r>
       <w:proofErr w:type="spellEnd"/>
       <w:r>
-        <w:t xml:space="preserve"> n){</w:t>
-      </w:r>
-    </w:p>
-    <w:p>
-      <w:pPr>
-        <w:jc w:val="both"/>
-      </w:pPr>
-      <w:r>
-        <w:tab/>
-      </w:r>
-      <w:r>
-        <w:tab/>
-      </w:r>
-      <w:proofErr w:type="spellStart"/>
-      <w:r>
-        <w:t>This.nome</w:t>
-      </w:r>
-      <w:proofErr w:type="spellEnd"/>
+        <w:t xml:space="preserve"> nome;</w:t>
+      </w:r>
+    </w:p>
+    <w:p>
+      <w:pPr>
+        <w:jc w:val="both"/>
+      </w:pPr>
+      <w:r>
+        <w:tab/>
+      </w:r>
+      <w:proofErr w:type="spellStart"/>
+      <w:r>
+        <w:t>private</w:t>
+      </w:r>
+      <w:proofErr w:type="spellEnd"/>
+      <w:r>
+        <w:t xml:space="preserve"> Setor </w:t>
+      </w:r>
+      <w:proofErr w:type="spellStart"/>
+      <w:r>
+        <w:t>setor</w:t>
+      </w:r>
+      <w:proofErr w:type="spellEnd"/>
+      <w:r>
+        <w:t>;</w:t>
+      </w:r>
+    </w:p>
+    <w:p>
+      <w:pPr>
+        <w:jc w:val="both"/>
+      </w:pPr>
+    </w:p>
+    <w:p>
+      <w:pPr>
+        <w:jc w:val="both"/>
+      </w:pPr>
+      <w:r>
+        <w:tab/>
+      </w:r>
+      <w:proofErr w:type="spellStart"/>
+      <w:r>
+        <w:t>public</w:t>
+      </w:r>
+      <w:proofErr w:type="spellEnd"/>
+      <w:r>
+        <w:t xml:space="preserve"> </w:t>
+      </w:r>
+      <w:proofErr w:type="spellStart"/>
+      <w:r>
+        <w:t>void</w:t>
+      </w:r>
+      <w:proofErr w:type="spellEnd"/>
+      <w:r>
+        <w:t xml:space="preserve"> </w:t>
+      </w:r>
+      <w:proofErr w:type="spellStart"/>
+      <w:r>
+        <w:t>setNome</w:t>
+      </w:r>
+      <w:proofErr w:type="spellEnd"/>
+      <w:r>
+        <w:t xml:space="preserve"> (</w:t>
+      </w:r>
+      <w:proofErr w:type="spellStart"/>
+      <w:r>
+        <w:t>String</w:t>
+      </w:r>
+      <w:proofErr w:type="spellEnd"/>
+      <w:r>
+        <w:t xml:space="preserve"> </w:t>
+      </w:r>
+      <w:proofErr w:type="gramStart"/>
+      <w:r>
+        <w:t>n){</w:t>
+      </w:r>
+      <w:proofErr w:type="gramEnd"/>
+    </w:p>
+    <w:p>
+      <w:pPr>
+        <w:jc w:val="both"/>
+      </w:pPr>
+      <w:r>
+        <w:tab/>
+      </w:r>
+      <w:r>
+        <w:tab/>
+      </w:r>
+      <w:proofErr w:type="spellStart"/>
+      <w:proofErr w:type="gramStart"/>
+      <w:r>
+        <w:t>this.nome</w:t>
+      </w:r>
+      <w:proofErr w:type="spellEnd"/>
+      <w:proofErr w:type="gramEnd"/>
       <w:r>
         <w:t xml:space="preserve"> = n;</w:t>
       </w:r>
@@ -421,259 +1100,425 @@
       </w:pPr>
       <w:r>
         <w:tab/>
-        <w:t>} //Dessa forma não precisa do set, pois a variável já é atribuída.</w:t>
-      </w:r>
-    </w:p>
-    <w:p>
-      <w:pPr>
-        <w:jc w:val="both"/>
-      </w:pPr>
-      <w:r>
-        <w:t>Herança:</w:t>
-      </w:r>
-    </w:p>
-    <w:p>
-      <w:pPr>
-        <w:jc w:val="both"/>
-      </w:pPr>
-      <w:r>
-        <w:tab/>
-        <w:t>Herda características e ações de outras classes.</w:t>
-      </w:r>
-    </w:p>
-    <w:p>
-      <w:pPr>
-        <w:jc w:val="both"/>
-      </w:pPr>
-      <w:r>
-        <w:tab/>
-        <w:t>Conceito onde classes especializadas(sub) podem herdar de uma classe genérica(</w:t>
-      </w:r>
-      <w:proofErr w:type="spellStart"/>
-      <w:r>
-        <w:t>super</w:t>
-      </w:r>
-      <w:proofErr w:type="spellEnd"/>
-      <w:r>
-        <w:t>) seus atributos.</w:t>
-      </w:r>
-    </w:p>
-    <w:p>
-      <w:pPr>
-        <w:jc w:val="both"/>
-      </w:pPr>
-      <w:r>
-        <w:tab/>
-        <w:t xml:space="preserve">É utilizada para reduzir a duplicação de código. Pessoa tem as características que tanto Cliente quanto </w:t>
-      </w:r>
-      <w:proofErr w:type="spellStart"/>
+        <w:t>}</w:t>
+      </w:r>
+    </w:p>
+    <w:p>
+      <w:pPr>
+        <w:jc w:val="both"/>
+      </w:pPr>
+      <w:r>
+        <w:tab/>
+      </w:r>
+      <w:proofErr w:type="spellStart"/>
+      <w:r>
+        <w:t>public</w:t>
+      </w:r>
+      <w:proofErr w:type="spellEnd"/>
+      <w:r>
+        <w:t xml:space="preserve"> </w:t>
+      </w:r>
+      <w:proofErr w:type="spellStart"/>
+      <w:r>
+        <w:t>String</w:t>
+      </w:r>
+      <w:proofErr w:type="spellEnd"/>
+      <w:r>
+        <w:t xml:space="preserve"> </w:t>
+      </w:r>
+      <w:proofErr w:type="spellStart"/>
+      <w:r>
+        <w:t>getNome</w:t>
+      </w:r>
+      <w:proofErr w:type="spellEnd"/>
+      <w:r>
+        <w:t xml:space="preserve"> </w:t>
+      </w:r>
+      <w:proofErr w:type="gramStart"/>
+      <w:r>
+        <w:t>(){</w:t>
+      </w:r>
+      <w:proofErr w:type="gramEnd"/>
+    </w:p>
+    <w:p>
+      <w:pPr>
+        <w:jc w:val="both"/>
+      </w:pPr>
+      <w:r>
+        <w:tab/>
+      </w:r>
+      <w:r>
+        <w:tab/>
+      </w:r>
+      <w:proofErr w:type="spellStart"/>
+      <w:r>
+        <w:t>return</w:t>
+      </w:r>
+      <w:proofErr w:type="spellEnd"/>
+      <w:r>
+        <w:t xml:space="preserve"> nome;</w:t>
+      </w:r>
+    </w:p>
+    <w:p>
+      <w:pPr>
+        <w:jc w:val="both"/>
+      </w:pPr>
+      <w:r>
+        <w:tab/>
+        <w:t>}</w:t>
+      </w:r>
+    </w:p>
+    <w:p>
+      <w:pPr>
+        <w:jc w:val="both"/>
+      </w:pPr>
+      <w:r>
+        <w:tab/>
+      </w:r>
+      <w:proofErr w:type="spellStart"/>
+      <w:r>
+        <w:t>public</w:t>
+      </w:r>
+      <w:proofErr w:type="spellEnd"/>
+      <w:r>
+        <w:t xml:space="preserve"> </w:t>
+      </w:r>
+      <w:proofErr w:type="spellStart"/>
+      <w:r>
+        <w:t>void</w:t>
+      </w:r>
+      <w:proofErr w:type="spellEnd"/>
+      <w:r>
+        <w:t xml:space="preserve"> </w:t>
+      </w:r>
+      <w:proofErr w:type="spellStart"/>
+      <w:r>
+        <w:t>set</w:t>
+      </w:r>
+      <w:r>
+        <w:t>Setor</w:t>
+      </w:r>
+      <w:proofErr w:type="spellEnd"/>
+      <w:r>
+        <w:t xml:space="preserve"> (</w:t>
+      </w:r>
+      <w:proofErr w:type="spellStart"/>
+      <w:r>
+        <w:t>String</w:t>
+      </w:r>
+      <w:proofErr w:type="spellEnd"/>
+      <w:r>
+        <w:t xml:space="preserve"> </w:t>
+      </w:r>
+      <w:proofErr w:type="gramStart"/>
+      <w:r>
+        <w:t>s</w:t>
+      </w:r>
+      <w:r>
+        <w:t>){</w:t>
+      </w:r>
+      <w:proofErr w:type="gramEnd"/>
+    </w:p>
+    <w:p>
+      <w:pPr>
+        <w:jc w:val="both"/>
+      </w:pPr>
+      <w:r>
+        <w:tab/>
+      </w:r>
+      <w:r>
+        <w:tab/>
+      </w:r>
+      <w:proofErr w:type="spellStart"/>
+      <w:proofErr w:type="gramStart"/>
+      <w:r>
+        <w:t>this.</w:t>
+      </w:r>
+      <w:r>
+        <w:t>setor</w:t>
+      </w:r>
+      <w:proofErr w:type="spellEnd"/>
+      <w:proofErr w:type="gramEnd"/>
+      <w:r>
+        <w:t xml:space="preserve"> = </w:t>
+      </w:r>
+      <w:r>
+        <w:t>s</w:t>
+      </w:r>
+      <w:r>
+        <w:t>;</w:t>
+      </w:r>
+    </w:p>
+    <w:p>
+      <w:pPr>
+        <w:jc w:val="both"/>
+      </w:pPr>
+      <w:r>
+        <w:tab/>
+        <w:t>}</w:t>
+      </w:r>
+    </w:p>
+    <w:p>
+      <w:pPr>
+        <w:jc w:val="both"/>
+      </w:pPr>
+      <w:r>
+        <w:tab/>
+      </w:r>
+      <w:proofErr w:type="spellStart"/>
+      <w:r>
+        <w:t>public</w:t>
+      </w:r>
+      <w:proofErr w:type="spellEnd"/>
+      <w:r>
+        <w:t xml:space="preserve"> S</w:t>
+      </w:r>
+      <w:r>
+        <w:t>etor</w:t>
+      </w:r>
+      <w:r>
+        <w:t xml:space="preserve"> </w:t>
+      </w:r>
+      <w:proofErr w:type="spellStart"/>
+      <w:r>
+        <w:t>get</w:t>
+      </w:r>
+      <w:r>
+        <w:t>Setor</w:t>
+      </w:r>
+      <w:proofErr w:type="spellEnd"/>
+      <w:r>
+        <w:t xml:space="preserve"> </w:t>
+      </w:r>
+      <w:proofErr w:type="gramStart"/>
+      <w:r>
+        <w:t>(){</w:t>
+      </w:r>
+      <w:proofErr w:type="gramEnd"/>
+    </w:p>
+    <w:p>
+      <w:pPr>
+        <w:jc w:val="both"/>
+      </w:pPr>
+      <w:r>
+        <w:tab/>
+      </w:r>
+      <w:r>
+        <w:tab/>
+      </w:r>
+      <w:proofErr w:type="spellStart"/>
+      <w:r>
+        <w:t>return</w:t>
+      </w:r>
+      <w:proofErr w:type="spellEnd"/>
+      <w:r>
+        <w:t xml:space="preserve"> </w:t>
+      </w:r>
+      <w:r>
+        <w:t>setor</w:t>
+      </w:r>
+      <w:r>
+        <w:t>;</w:t>
+      </w:r>
+    </w:p>
+    <w:p>
+      <w:pPr>
+        <w:jc w:val="both"/>
+      </w:pPr>
+      <w:r>
+        <w:tab/>
+        <w:t>}</w:t>
+      </w:r>
+    </w:p>
+    <w:p>
+      <w:pPr>
+        <w:jc w:val="both"/>
+      </w:pPr>
+      <w:r>
+        <w:t>}</w:t>
+      </w:r>
+    </w:p>
+    <w:p>
+      <w:pPr>
+        <w:jc w:val="both"/>
+      </w:pPr>
+    </w:p>
+    <w:p>
+      <w:pPr>
+        <w:jc w:val="both"/>
+      </w:pPr>
+      <w:proofErr w:type="spellStart"/>
+      <w:r>
+        <w:t>public</w:t>
+      </w:r>
+      <w:proofErr w:type="spellEnd"/>
+      <w:r>
+        <w:t xml:space="preserve"> </w:t>
+      </w:r>
+      <w:proofErr w:type="spellStart"/>
+      <w:r>
+        <w:rPr>
+          <w:highlight w:val="cyan"/>
+        </w:rPr>
+        <w:t>class</w:t>
+      </w:r>
+      <w:proofErr w:type="spellEnd"/>
+      <w:r>
+        <w:t xml:space="preserve"> Gerente </w:t>
+      </w:r>
+      <w:proofErr w:type="spellStart"/>
+      <w:r>
+        <w:t>extends</w:t>
+      </w:r>
+      <w:proofErr w:type="spellEnd"/>
+      <w:r>
+        <w:t xml:space="preserve"> </w:t>
+      </w:r>
+      <w:proofErr w:type="spellStart"/>
+      <w:proofErr w:type="gramStart"/>
       <w:r>
         <w:t>Funcionario</w:t>
       </w:r>
       <w:proofErr w:type="spellEnd"/>
       <w:r>
-        <w:t xml:space="preserve"> possuem ao mesmo tempo.</w:t>
-      </w:r>
-    </w:p>
-    <w:p>
-      <w:pPr>
-        <w:jc w:val="both"/>
-      </w:pPr>
-      <w:r>
-        <w:tab/>
-        <w:t xml:space="preserve">Engessamento: Por conta de Pessoa ter as características de </w:t>
-      </w:r>
-      <w:proofErr w:type="spellStart"/>
-      <w:r>
-        <w:t>Funcionario</w:t>
-      </w:r>
-      <w:proofErr w:type="spellEnd"/>
-      <w:r>
-        <w:t xml:space="preserve"> para instanciar </w:t>
-      </w:r>
-      <w:proofErr w:type="spellStart"/>
-      <w:r>
-        <w:t>Funcionario</w:t>
-      </w:r>
-      <w:proofErr w:type="spellEnd"/>
-      <w:r>
-        <w:t xml:space="preserve"> é obrigatório instanciar Pessoa.</w:t>
-      </w:r>
-    </w:p>
-    <w:p>
-      <w:pPr>
-        <w:jc w:val="both"/>
-      </w:pPr>
-      <w:r>
-        <w:tab/>
-        <w:t xml:space="preserve">Comando </w:t>
-      </w:r>
-      <w:proofErr w:type="spellStart"/>
-      <w:r>
-        <w:t>super</w:t>
-      </w:r>
-      <w:proofErr w:type="spellEnd"/>
-      <w:r>
-        <w:t>(variáveis) no construtor chama as variáveis da classe super.</w:t>
-      </w:r>
-    </w:p>
-    <w:p>
-      <w:pPr>
-        <w:jc w:val="both"/>
-      </w:pPr>
-      <w:proofErr w:type="spellStart"/>
-      <w:r>
-        <w:t>Getters</w:t>
-      </w:r>
-      <w:proofErr w:type="spellEnd"/>
-      <w:r>
-        <w:t xml:space="preserve"> e </w:t>
-      </w:r>
-      <w:proofErr w:type="spellStart"/>
-      <w:r>
-        <w:t>Setters</w:t>
-      </w:r>
-      <w:proofErr w:type="spellEnd"/>
-      <w:r>
-        <w:t>:</w:t>
-      </w:r>
-    </w:p>
-    <w:p>
-      <w:pPr>
-        <w:jc w:val="both"/>
-      </w:pPr>
-      <w:r>
-        <w:tab/>
-        <w:t>Métodos de acesso</w:t>
-      </w:r>
-      <w:r>
-        <w:t xml:space="preserve"> das variáveis por meio de ações dentro da própria classe.</w:t>
-      </w:r>
-    </w:p>
-    <w:p>
-      <w:pPr>
-        <w:jc w:val="both"/>
-      </w:pPr>
-      <w:r>
-        <w:tab/>
-        <w:t xml:space="preserve">Set = </w:t>
-      </w:r>
-      <w:proofErr w:type="spellStart"/>
-      <w:r>
-        <w:t>void</w:t>
-      </w:r>
-      <w:proofErr w:type="spellEnd"/>
-    </w:p>
-    <w:p>
-      <w:pPr>
-        <w:jc w:val="both"/>
-      </w:pPr>
-      <w:r>
-        <w:tab/>
-      </w:r>
-      <w:proofErr w:type="spellStart"/>
-      <w:r>
-        <w:t>Get</w:t>
-      </w:r>
-      <w:proofErr w:type="spellEnd"/>
-      <w:r>
-        <w:t xml:space="preserve"> = nunca </w:t>
-      </w:r>
-      <w:proofErr w:type="spellStart"/>
-      <w:r>
-        <w:t>void</w:t>
-      </w:r>
-      <w:proofErr w:type="spellEnd"/>
-    </w:p>
-    <w:p>
-      <w:pPr>
-        <w:jc w:val="both"/>
-      </w:pPr>
-      <w:r>
-        <w:t>Associação:</w:t>
-      </w:r>
-    </w:p>
-    <w:p>
-      <w:pPr>
-        <w:jc w:val="both"/>
-      </w:pPr>
-      <w:r>
-        <w:tab/>
-      </w:r>
-      <w:r>
-        <w:t xml:space="preserve">Quando uma classe utiliza-se de </w:t>
+        <w:t>{</w:t>
+      </w:r>
+      <w:proofErr w:type="gramEnd"/>
+    </w:p>
+    <w:p>
+      <w:pPr>
+        <w:jc w:val="both"/>
+      </w:pPr>
+      <w:r>
+        <w:tab/>
+      </w:r>
+      <w:proofErr w:type="spellStart"/>
+      <w:r>
+        <w:t>private</w:t>
+      </w:r>
+      <w:proofErr w:type="spellEnd"/>
+      <w:r>
+        <w:t xml:space="preserve"> </w:t>
+      </w:r>
+      <w:proofErr w:type="spellStart"/>
+      <w:r>
+        <w:t>double</w:t>
+      </w:r>
+      <w:proofErr w:type="spellEnd"/>
+      <w:r>
+        <w:t xml:space="preserve"> bônus;</w:t>
+      </w:r>
+    </w:p>
+    <w:p>
+      <w:pPr>
+        <w:jc w:val="both"/>
+      </w:pPr>
+      <w:r>
+        <w:t>}</w:t>
+      </w:r>
+    </w:p>
+    <w:p>
+      <w:pPr>
+        <w:jc w:val="both"/>
+      </w:pPr>
+    </w:p>
+    <w:p>
+      <w:pPr>
+        <w:jc w:val="both"/>
+      </w:pPr>
+      <w:proofErr w:type="spellStart"/>
+      <w:r>
+        <w:lastRenderedPageBreak/>
+        <w:t>public</w:t>
+      </w:r>
+      <w:proofErr w:type="spellEnd"/>
+      <w:r>
+        <w:t xml:space="preserve"> </w:t>
+      </w:r>
+      <w:proofErr w:type="spellStart"/>
+      <w:r>
+        <w:rPr>
+          <w:highlight w:val="cyan"/>
+        </w:rPr>
+        <w:t>class</w:t>
+      </w:r>
+      <w:proofErr w:type="spellEnd"/>
+      <w:r>
+        <w:t xml:space="preserve"> Setor {</w:t>
+      </w:r>
+    </w:p>
+    <w:p>
+      <w:pPr>
+        <w:jc w:val="both"/>
+      </w:pPr>
+      <w:r>
+        <w:tab/>
+      </w:r>
+      <w:proofErr w:type="spellStart"/>
+      <w:r>
+        <w:t>private</w:t>
+      </w:r>
+      <w:proofErr w:type="spellEnd"/>
+      <w:r>
+        <w:t xml:space="preserve"> </w:t>
+      </w:r>
+      <w:proofErr w:type="spellStart"/>
+      <w:r>
+        <w:t>String</w:t>
+      </w:r>
+      <w:proofErr w:type="spellEnd"/>
+      <w:r>
+        <w:t xml:space="preserve"> nome;</w:t>
+      </w:r>
+    </w:p>
+    <w:p>
+      <w:pPr>
+        <w:jc w:val="both"/>
+      </w:pPr>
+      <w:r>
+        <w:tab/>
+      </w:r>
+      <w:proofErr w:type="spellStart"/>
+      <w:r>
+        <w:t>public</w:t>
+      </w:r>
+      <w:proofErr w:type="spellEnd"/>
+      <w:r>
+        <w:t xml:space="preserve"> Setor (</w:t>
+      </w:r>
+      <w:proofErr w:type="spellStart"/>
+      <w:r>
+        <w:t>String</w:t>
+      </w:r>
+      <w:proofErr w:type="spellEnd"/>
+      <w:r>
+        <w:t xml:space="preserve"> </w:t>
       </w:r>
       <w:proofErr w:type="gramStart"/>
       <w:r>
-        <w:t>outra(</w:t>
+        <w:t>nome){</w:t>
       </w:r>
       <w:proofErr w:type="gramEnd"/>
-      <w:r>
-        <w:t>exceto herança)</w:t>
-      </w:r>
-    </w:p>
-    <w:p>
-      <w:pPr>
-        <w:jc w:val="both"/>
-      </w:pPr>
-      <w:r>
-        <w:tab/>
-        <w:t>Uma classe instancia outra = Associação</w:t>
-      </w:r>
-    </w:p>
-    <w:p>
-      <w:pPr>
-        <w:jc w:val="both"/>
-      </w:pPr>
-      <w:r>
-        <w:tab/>
-        <w:t>Aparece no Diagrama de classe</w:t>
-      </w:r>
-    </w:p>
-    <w:p>
-      <w:pPr>
-        <w:jc w:val="both"/>
-      </w:pPr>
-      <w:r>
-        <w:tab/>
-        <w:t>Classe A e Classe B:</w:t>
-      </w:r>
-    </w:p>
-    <w:p>
-      <w:pPr>
-        <w:jc w:val="both"/>
-      </w:pPr>
-      <w:r>
-        <w:tab/>
-        <w:t>Classe A: new B (Associação)</w:t>
-      </w:r>
-    </w:p>
-    <w:p>
-      <w:pPr>
-        <w:jc w:val="both"/>
-      </w:pPr>
-      <w:r>
-        <w:tab/>
-      </w:r>
+    </w:p>
+    <w:p>
+      <w:pPr>
+        <w:jc w:val="both"/>
+      </w:pPr>
+      <w:r>
+        <w:tab/>
+      </w:r>
+      <w:r>
+        <w:tab/>
+      </w:r>
+      <w:proofErr w:type="spellStart"/>
       <w:proofErr w:type="gramStart"/>
       <w:r>
-        <w:t>Cliente{</w:t>
-      </w:r>
+        <w:t>this.nome</w:t>
+      </w:r>
+      <w:proofErr w:type="spellEnd"/>
       <w:proofErr w:type="gramEnd"/>
-    </w:p>
-    <w:p>
-      <w:pPr>
-        <w:jc w:val="both"/>
-      </w:pPr>
-      <w:r>
-        <w:tab/>
-      </w:r>
-      <w:r>
-        <w:tab/>
-        <w:t xml:space="preserve">Private </w:t>
-      </w:r>
-      <w:r>
-        <w:t>Pessoa p;</w:t>
+      <w:r>
+        <w:t xml:space="preserve"> = nome;</w:t>
       </w:r>
     </w:p>
     <w:p>
@@ -690,10 +1535,13 @@
         <w:jc w:val="both"/>
       </w:pPr>
       <w:r>
-        <w:tab/>
-      </w:r>
-      <w:bookmarkStart w:id="0" w:name="_GoBack"/>
-      <w:bookmarkEnd w:id="0"/>
+        <w:t>}</w:t>
+      </w:r>
+    </w:p>
+    <w:p>
+      <w:pPr>
+        <w:jc w:val="both"/>
+      </w:pPr>
     </w:p>
     <w:sectPr>
       <w:pgSz w:w="11906" w:h="16838"/>
@@ -706,7 +1554,7 @@
 </file>
 
 <file path=word/styles.xml><?xml version="1.0" encoding="utf-8"?>
-<w:styles xmlns:mc="http://schemas.openxmlformats.org/markup-compatibility/2006" xmlns:r="http://schemas.openxmlformats.org/officeDocument/2006/relationships" xmlns:w="http://schemas.openxmlformats.org/wordprocessingml/2006/main" xmlns:w14="http://schemas.microsoft.com/office/word/2010/wordml" xmlns:w15="http://schemas.microsoft.com/office/word/2012/wordml" xmlns:w16cid="http://schemas.microsoft.com/office/word/2016/wordml/cid" xmlns:w16se="http://schemas.microsoft.com/office/word/2015/wordml/symex" mc:Ignorable="w14 w15 w16se w16cid">
+<w:styles xmlns:mc="http://schemas.openxmlformats.org/markup-compatibility/2006" xmlns:r="http://schemas.openxmlformats.org/officeDocument/2006/relationships" xmlns:w="http://schemas.openxmlformats.org/wordprocessingml/2006/main" xmlns:w14="http://schemas.microsoft.com/office/word/2010/wordml" xmlns:w15="http://schemas.microsoft.com/office/word/2012/wordml" xmlns:w16cex="http://schemas.microsoft.com/office/word/2018/wordml/cex" xmlns:w16cid="http://schemas.microsoft.com/office/word/2016/wordml/cid" xmlns:w16="http://schemas.microsoft.com/office/word/2018/wordml" xmlns:w16sdtdh="http://schemas.microsoft.com/office/word/2020/wordml/sdtdatahash" xmlns:w16se="http://schemas.microsoft.com/office/word/2015/wordml/symex" mc:Ignorable="w14 w15 w16se w16cid w16 w16cex w16sdtdh">
   <w:docDefaults>
     <w:rPrDefault>
       <w:rPr>
@@ -722,7 +1570,7 @@
       </w:pPr>
     </w:pPrDefault>
   </w:docDefaults>
-  <w:latentStyles w:defLockedState="0" w:defUIPriority="99" w:defSemiHidden="0" w:defUnhideWhenUsed="0" w:defQFormat="0" w:count="375">
+  <w:latentStyles w:defLockedState="0" w:defUIPriority="99" w:defSemiHidden="0" w:defUnhideWhenUsed="0" w:defQFormat="0" w:count="376">
     <w:lsdException w:name="Normal" w:uiPriority="0" w:qFormat="1"/>
     <w:lsdException w:name="heading 1" w:uiPriority="9" w:qFormat="1"/>
     <w:lsdException w:name="heading 2" w:semiHidden="1" w:uiPriority="9" w:unhideWhenUsed="1" w:qFormat="1"/>
@@ -1098,6 +1946,7 @@
     <w:lsdException w:name="Smart Hyperlink" w:semiHidden="1" w:unhideWhenUsed="1"/>
     <w:lsdException w:name="Hashtag" w:semiHidden="1" w:unhideWhenUsed="1"/>
     <w:lsdException w:name="Unresolved Mention" w:semiHidden="1" w:unhideWhenUsed="1"/>
+    <w:lsdException w:name="Smart Link" w:semiHidden="1" w:unhideWhenUsed="1"/>
   </w:latentStyles>
   <w:style w:type="paragraph" w:default="1" w:styleId="Normal">
     <w:name w:val="Normal"/>

--- a/Revisão.docx
+++ b/Revisão.docx
@@ -7,16 +7,14 @@
         <w:jc w:val="both"/>
       </w:pPr>
       <w:r>
-        <w:t>Prova sub – Data</w:t>
-      </w:r>
-      <w:proofErr w:type="gramStart"/>
-      <w:r>
-        <w:t>:</w:t>
-      </w:r>
-      <w:r>
-        <w:t xml:space="preserve"> ??</w:t>
-      </w:r>
-      <w:proofErr w:type="gramEnd"/>
+        <w:t>Prova sub – Data:</w:t>
+      </w:r>
+      <w:r>
+        <w:t xml:space="preserve"> </w:t>
+      </w:r>
+      <w:r>
+        <w:t>25/08</w:t>
+      </w:r>
     </w:p>
     <w:p>
       <w:pPr>
@@ -801,6 +799,9 @@
       </w:r>
       <w:proofErr w:type="spellStart"/>
       <w:r>
+        <w:rPr>
+          <w:highlight w:val="cyan"/>
+        </w:rPr>
         <w:t>void</w:t>
       </w:r>
       <w:proofErr w:type="spellEnd"/>
@@ -818,10 +819,19 @@
       </w:r>
       <w:proofErr w:type="spellEnd"/>
       <w:r>
-        <w:t xml:space="preserve"> = nunca </w:t>
-      </w:r>
-      <w:proofErr w:type="spellStart"/>
-      <w:r>
+        <w:t xml:space="preserve"> = </w:t>
+      </w:r>
+      <w:r>
+        <w:rPr>
+          <w:highlight w:val="cyan"/>
+        </w:rPr>
+        <w:t xml:space="preserve">nunca </w:t>
+      </w:r>
+      <w:proofErr w:type="spellStart"/>
+      <w:r>
+        <w:rPr>
+          <w:highlight w:val="cyan"/>
+        </w:rPr>
         <w:t>void</w:t>
       </w:r>
       <w:proofErr w:type="spellEnd"/>
@@ -972,7 +982,27 @@
       </w:r>
       <w:proofErr w:type="spellEnd"/>
       <w:r>
-        <w:t xml:space="preserve"> {</w:t>
+        <w:t xml:space="preserve"> </w:t>
+      </w:r>
+      <w:proofErr w:type="gramStart"/>
+      <w:r>
+        <w:t>{</w:t>
+      </w:r>
+      <w:r>
+        <w:t xml:space="preserve"> </w:t>
+      </w:r>
+      <w:r>
+        <w:rPr>
+          <w:highlight w:val="red"/>
+        </w:rPr>
+        <w:t>/</w:t>
+      </w:r>
+      <w:proofErr w:type="gramEnd"/>
+      <w:r>
+        <w:rPr>
+          <w:highlight w:val="red"/>
+        </w:rPr>
+        <w:t>/ Classe</w:t>
       </w:r>
     </w:p>
     <w:p>
@@ -1022,11 +1052,54 @@
       <w:r>
         <w:t>;</w:t>
       </w:r>
-    </w:p>
-    <w:p>
-      <w:pPr>
-        <w:jc w:val="both"/>
-      </w:pPr>
+      <w:r>
+        <w:t xml:space="preserve"> </w:t>
+      </w:r>
+      <w:r>
+        <w:rPr>
+          <w:highlight w:val="red"/>
+        </w:rPr>
+        <w:t xml:space="preserve">// </w:t>
+      </w:r>
+      <w:r>
+        <w:rPr>
+          <w:highlight w:val="red"/>
+        </w:rPr>
+        <w:t>Associação</w:t>
+      </w:r>
+    </w:p>
+    <w:p>
+      <w:pPr>
+        <w:jc w:val="both"/>
+      </w:pPr>
+    </w:p>
+    <w:p>
+      <w:pPr>
+        <w:jc w:val="both"/>
+      </w:pPr>
+      <w:r>
+        <w:tab/>
+      </w:r>
+      <w:r>
+        <w:rPr>
+          <w:highlight w:val="red"/>
+        </w:rPr>
+        <w:t xml:space="preserve">// </w:t>
+      </w:r>
+      <w:proofErr w:type="spellStart"/>
+      <w:r>
+        <w:rPr>
+          <w:highlight w:val="red"/>
+        </w:rPr>
+        <w:t>Get</w:t>
+      </w:r>
+      <w:proofErr w:type="spellEnd"/>
+      <w:r>
+        <w:rPr>
+          <w:highlight w:val="red"/>
+        </w:rPr>
+        <w:t xml:space="preserve"> e Set</w:t>
+      </w:r>
     </w:p>
     <w:p>
       <w:pPr>
@@ -1383,7 +1456,28 @@
       <w:r>
         <w:t>{</w:t>
       </w:r>
+      <w:r>
+        <w:t xml:space="preserve"> </w:t>
+      </w:r>
+      <w:r>
+        <w:rPr>
+          <w:highlight w:val="red"/>
+        </w:rPr>
+        <w:t>/</w:t>
+      </w:r>
       <w:proofErr w:type="gramEnd"/>
+      <w:r>
+        <w:rPr>
+          <w:highlight w:val="red"/>
+        </w:rPr>
+        <w:t>/ Classe</w:t>
+      </w:r>
+      <w:r>
+        <w:rPr>
+          <w:highlight w:val="red"/>
+        </w:rPr>
+        <w:t xml:space="preserve"> e herança</w:t>
+      </w:r>
     </w:p>
     <w:p>
       <w:pPr>
@@ -1428,7 +1522,6 @@
       </w:pPr>
       <w:proofErr w:type="spellStart"/>
       <w:r>
-        <w:lastRenderedPageBreak/>
         <w:t>public</w:t>
       </w:r>
       <w:proofErr w:type="spellEnd"/>
@@ -1444,7 +1537,27 @@
       </w:r>
       <w:proofErr w:type="spellEnd"/>
       <w:r>
-        <w:t xml:space="preserve"> Setor {</w:t>
+        <w:t xml:space="preserve"> Setor </w:t>
+      </w:r>
+      <w:proofErr w:type="gramStart"/>
+      <w:r>
+        <w:t>{</w:t>
+      </w:r>
+      <w:r>
+        <w:t xml:space="preserve"> </w:t>
+      </w:r>
+      <w:r>
+        <w:rPr>
+          <w:highlight w:val="red"/>
+        </w:rPr>
+        <w:t>/</w:t>
+      </w:r>
+      <w:proofErr w:type="gramEnd"/>
+      <w:r>
+        <w:rPr>
+          <w:highlight w:val="red"/>
+        </w:rPr>
+        <w:t>/ Classe</w:t>
       </w:r>
     </w:p>
     <w:p>
@@ -1499,6 +1612,15 @@
         <w:t>nome){</w:t>
       </w:r>
       <w:proofErr w:type="gramEnd"/>
+      <w:r>
+        <w:t xml:space="preserve"> </w:t>
+      </w:r>
+      <w:r>
+        <w:rPr>
+          <w:highlight w:val="red"/>
+        </w:rPr>
+        <w:t>// Construtor</w:t>
+      </w:r>
     </w:p>
     <w:p>
       <w:pPr>
